--- a/docs/paper/tumbler-paper-gtac2026.docx
+++ b/docs/paper/tumbler-paper-gtac2026.docx
@@ -7,7 +7,7 @@
         <w:pStyle w:val="Title"/>
       </w:pPr>
       <w:r>
-        <w:t>Tumbler: A Layered Survival Firewall for the AMD ROCm Stack under Production AI Workloads</w:t>
+        <w:t>TUMBLER: A Layered Survival Firewall for the AMD ROCm Stack under Production AI Workloads</w:t>
       </w:r>
     </w:p>
     <w:p>
@@ -57,7 +57,7 @@
     <w:p>
       <w:pPr/>
       <w:r>
-        <w:t>Production AI serving stacks share AMD GPUs across many concurrent tenants, run for hours or days continuously, and treat transient hardware and driver faults as a routine operational cost. The default ROCm runtime, designed for HPC single-tenant correctness, calls std::abort() on a VM fault, a wedged SDMA ring, or a parked HSA signal — turning a localized fault into a process-wide outage that takes every co-tenant down with it. We argue that this is the right behaviour for the workload ROCm was originally designed for, and the wrong behaviour for production AI. We present Tumbler, an opt-in survival firewall layered across the three lines of the ROCm stack — the CLR (HIP host runtime), the ROCr (HSA runtime), and the amdgpu kernel driver — that bounds the wait time at every known abort or unbounded-park site and returns a graceful failure to the calling request instead of aborting the process. Tumbler defaults to off (byte-identical to stock) so it is safe to land upstream. We have submitted Tumbler as five independent pull requests against ROCm/rocm-systems and ROCm/amdgpu, and validated the integrated stack on a multi-tenant MI300X production serving workload that previously wedged within single-digit minutes; with Tumbler enabled, the same workload remained stable for over 11 hours.</w:t>
+        <w:t>Production AI serving stacks share AMD GPUs across many concurrent tenants, run for hours or days continuously, and treat transient hardware and driver faults as a routine operational cost. The default ROCm runtime, designed for HPC single-tenant correctness, calls std::abort() on a VM fault, a wedged SDMA ring, or a parked HSA signal — turning a localized fault into a process-wide outage that takes every co-tenant down with it. We argue that this is the right behaviour for the workload ROCm was originally designed for, and the wrong behaviour for production AI. We present TUMBLER — a Three-tier Unified Multi-tenant Bounded-wait Layered Escape-hatch Runtime — an opt-in survival firewall layered across the three lines of the ROCm stack (the CLR HIP host runtime, the ROCr HSA runtime, and the amdgpu kernel driver) that bounds the wait time at every known abort or unbounded-park site and returns a graceful failure to the calling request instead of aborting the process. Tumbler defaults to off (byte-identical to stock) so it is safe to land upstream. We have submitted Tumbler as five independent pull requests against ROCm/rocm-systems and ROCm/amdgpu, and validated the integrated stack on a multi-tenant MI300X production serving workload that previously wedged within single-digit minutes; with Tumbler enabled, the same workload remained stable for over 11 hours.</w:t>
       </w:r>
     </w:p>
     <w:p>
